--- a/New Microsoft Word Document.docx
+++ b/New Microsoft Word Document.docx
@@ -1734,6 +1734,7 @@
     </w:p>
     <w:p>
       <w:pPr>
+        <w:spacing w:line="360" w:lineRule="auto"/>
         <w:rPr>
           <w:lang w:val="vi-VN"/>
         </w:rPr>
@@ -1752,6 +1753,7 @@
           <w:ilvl w:val="0"/>
           <w:numId w:val="1"/>
         </w:numPr>
+        <w:spacing w:line="360" w:lineRule="auto"/>
         <w:rPr>
           <w:lang w:val="vi-VN"/>
         </w:rPr>
@@ -1765,6 +1767,7 @@
     </w:p>
     <w:p>
       <w:pPr>
+        <w:spacing w:line="360" w:lineRule="auto"/>
         <w:ind w:left="360"/>
         <w:rPr>
           <w:lang w:val="vi-VN"/>
@@ -1786,6 +1789,7 @@
     </w:p>
     <w:p>
       <w:pPr>
+        <w:spacing w:line="360" w:lineRule="auto"/>
         <w:ind w:left="360"/>
         <w:rPr>
           <w:lang w:val="vi-VN"/>
@@ -1800,6 +1804,7 @@
     </w:p>
     <w:p>
       <w:pPr>
+        <w:spacing w:line="360" w:lineRule="auto"/>
         <w:ind w:left="360"/>
         <w:rPr>
           <w:lang w:val="vi-VN"/>
@@ -1819,6 +1824,7 @@
           <w:ilvl w:val="0"/>
           <w:numId w:val="1"/>
         </w:numPr>
+        <w:spacing w:line="360" w:lineRule="auto"/>
         <w:rPr>
           <w:lang w:val="vi-VN"/>
         </w:rPr>
@@ -1832,6 +1838,7 @@
     </w:p>
     <w:p>
       <w:pPr>
+        <w:spacing w:line="360" w:lineRule="auto"/>
         <w:ind w:left="360"/>
         <w:rPr>
           <w:lang w:val="vi-VN"/>
@@ -1846,6 +1853,7 @@
     </w:p>
     <w:p>
       <w:pPr>
+        <w:spacing w:line="360" w:lineRule="auto"/>
         <w:ind w:left="360"/>
         <w:rPr>
           <w:lang w:val="vi-VN"/>
@@ -1860,6 +1868,7 @@
     </w:p>
     <w:p>
       <w:pPr>
+        <w:spacing w:line="360" w:lineRule="auto"/>
         <w:ind w:left="360"/>
         <w:rPr>
           <w:lang w:val="vi-VN"/>
@@ -1879,6 +1888,7 @@
           <w:ilvl w:val="0"/>
           <w:numId w:val="1"/>
         </w:numPr>
+        <w:spacing w:line="360" w:lineRule="auto"/>
         <w:rPr>
           <w:lang w:val="vi-VN"/>
         </w:rPr>
@@ -1892,6 +1902,7 @@
     </w:p>
     <w:p>
       <w:pPr>
+        <w:spacing w:line="360" w:lineRule="auto"/>
         <w:ind w:left="360"/>
         <w:rPr>
           <w:lang w:val="vi-VN"/>
@@ -1906,6 +1917,7 @@
     </w:p>
     <w:p>
       <w:pPr>
+        <w:spacing w:line="360" w:lineRule="auto"/>
         <w:ind w:left="360"/>
         <w:rPr>
           <w:lang w:val="vi-VN"/>
@@ -1925,6 +1937,7 @@
           <w:ilvl w:val="0"/>
           <w:numId w:val="1"/>
         </w:numPr>
+        <w:spacing w:line="360" w:lineRule="auto"/>
         <w:rPr>
           <w:lang w:val="vi-VN"/>
         </w:rPr>
@@ -1938,6 +1951,7 @@
     </w:p>
     <w:p>
       <w:pPr>
+        <w:spacing w:line="360" w:lineRule="auto"/>
         <w:ind w:left="360"/>
         <w:rPr>
           <w:lang w:val="vi-VN"/>
@@ -2691,6 +2705,7 @@
   <w:style w:type="character" w:default="1" w:styleId="DefaultParagraphFont">
     <w:name w:val="Default Paragraph Font"/>
     <w:uiPriority w:val="1"/>
+    <w:semiHidden/>
     <w:unhideWhenUsed/>
   </w:style>
   <w:style w:type="table" w:default="1" w:styleId="TableNormal">
